--- a/Plantilla_Actividad3_Diagnostico_LSCA2314.docx
+++ b/Plantilla_Actividad3_Diagnostico_LSCA2314.docx
@@ -164,7 +164,7 @@
                 <w:szCs w:val="20"/>
                 <w:lang w:val="es-MX"/>
               </w:rPr>
-              <w:t>Borra cada [COMPLETA AQUÍ] y escribe tu contenido en su lugar. Basa tus respuestas en los reportes reales de reportes/01_secreto.txt y reportes/02_iac.txt — no inventes hallazgos.</w:t>
+              <w:t>Borra cada y escribe tu contenido en su lugar. Basa tus respuestas en los reportes reales de reportes/01_secreto.txt y reportes/02_iac.txt — no inventes hallazgos.</w:t>
             </w:r>
           </w:p>
         </w:tc>
@@ -450,25 +450,7 @@
                 <w:szCs w:val="18"/>
                 <w:lang w:val="es-MX"/>
               </w:rPr>
-              <w:t>Está en evidencia/pasarela_pagos.py, en la línea 4, guardada como la constante STRIPE_API_KEY. La usa la función cobrar_</w:t>
-            </w:r>
-            <w:proofErr w:type="gramStart"/>
-            <w:r>
-              <w:rPr>
-                <w:sz w:val="18"/>
-                <w:szCs w:val="18"/>
-                <w:lang w:val="es-MX"/>
-              </w:rPr>
-              <w:t>pedido(</w:t>
-            </w:r>
-            <w:proofErr w:type="gramEnd"/>
-            <w:r>
-              <w:rPr>
-                <w:sz w:val="18"/>
-                <w:szCs w:val="18"/>
-                <w:lang w:val="es-MX"/>
-              </w:rPr>
-              <w:t>), que la manda en el parámetro auth= cuando hace el POST https://api.stripe.com/v1/charges. O sea, es literalmente la llave con la que el checkout cobra cada pedido del sistema retail.</w:t>
+              <w:t>Está en evidencia/pasarela_pagos.py, en la línea 4, guardada como la constante STRIPE_API_KEY. La usa la función cobrar_pedido(), que la manda en el parámetro auth= cuando hace el POST https://api.stripe.com/v1/charges. O sea, es literalmente la llave con la que el checkout cobra cada pedido del sistema retail.</w:t>
             </w:r>
           </w:p>
         </w:tc>
@@ -783,13 +765,8 @@
               </w:rPr>
               <w:t xml:space="preserve">El peor de todos es AWS-0180: publicly_accessible = true en la línea 8. Eso deja expuesta a internet la base de datos donde vive la información de los cobros. Y no viene solo: el security group sg-pagos-retail-db abre el puerto 5432 a 0.0.0.0/0 (línea 20) y encima la contraseña Retail2026! está escrita en el mismo .tf (línea 7). Juntando las tres cosas, cualquiera desde internet puede intentar conectarse, y quien haya leído el repo ya trae el usuario y la contraseña listos. El otro HIGH es AWS-0080 (storage_encrypted = false, línea 9): sin cifrado en reposo, si alguien saca un snapshot o el disco, se lleva los datos de pedidos y pagos tal cual, sin tener que descifrar nada. </w:t>
             </w:r>
-            <w:proofErr w:type="gramStart"/>
-            <w:r>
-              <w:t>Los</w:t>
-            </w:r>
-            <w:proofErr w:type="gramEnd"/>
-            <w:r>
-              <w:t xml:space="preserve"> dos rompen requisitos de PCI-DSS.</w:t>
+            <w:r>
+              <w:t>Los dos rompen requisitos de PCI-DSS.</w:t>
             </w:r>
           </w:p>
         </w:tc>
